--- a/2021年/2021年6月中国电子学会软件编程图形化等级考试1级.docx
+++ b/2021年/2021年6月中国电子学会软件编程图形化等级考试1级.docx
@@ -1,29 +1,5 @@
 
-<file path=docProps\app.xml><?xml version="1.0" encoding="utf-8"?>
-<Properties xmlns:vt="http://schemas.openxmlformats.org/officeDocument/2006/docPropsVTypes" xmlns="http://schemas.openxmlformats.org/officeDocument/2006/extended-properties">
-  <Application>NPOI</Application>
-</Properties>
-</file>
-
-<file path=docProps\core.xml><?xml version="1.0" encoding="utf-8"?>
-<coreProperties xmlns:cp="http://schemas.openxmlformats.org/package/2006/metadata/core-properties" xmlns:dc="http://purl.org/dc/elements/1.1/" xmlns:dcterms="http://purl.org/dc/terms/" xmlns:xsi="http://www.w3.org/2001/XMLSchema-instance" xmlns="http://schemas.openxmlformats.org/package/2006/metadata/core-properties">
-  <dcterms:created xsi:type="dcterms:W3CDTF">2021-06-26T10:38:15Z</dcterms:created>
-  <dc:creator>NPOI</dc:creator>
-</coreProperties>
-</file>
-
-<file path=docProps\custom.xml><?xml version="1.0" encoding="utf-8"?>
-<q1:Properties xmlns:vt="http://schemas.openxmlformats.org/officeDocument/2006/docPropsVTypes" xmlns="http://schemas.openxmlformats.org/spreadsheetml/2006/main" xmlns:q1="http://schemas.openxmlformats.org/officeDocument/2006/custom-properties">
-  <q1:property fmtid="{D5CDD505-2E9C-101B-9397-08002B2CF9AE}" pid="2" name="Generator">
-    <vt:lpwstr>NPOI</vt:lpwstr>
-  </q1:property>
-  <q1:property fmtid="{D5CDD505-2E9C-101B-9397-08002B2CF9AE}" pid="3" name="Generator Version">
-    <vt:lpwstr>2.1.1</vt:lpwstr>
-  </q1:property>
-</q1:Properties>
-</file>
-
-<file path=word\document.xml><?xml version="1.0" encoding="utf-8"?>
+<file path=word/document.xml><?xml version="1.0" encoding="utf-8"?>
 <w:document xmlns:w="http://schemas.openxmlformats.org/wordprocessingml/2006/main" xmlns:r="http://schemas.openxmlformats.org/officeDocument/2006/relationships" xmlns:wp="http://schemas.openxmlformats.org/drawingml/2006/wordprocessingDrawing" xmlns:a="http://schemas.openxmlformats.org/drawingml/2006/main" xmlns:pic="http://schemas.openxmlformats.org/drawingml/2006/picture">
   <w:body>
     <w:p>
@@ -2785,23 +2761,23 @@
         </w:rPr>
         <w:drawing>
           <wp:inline distT="0" distB="0" distL="0" distR="0">
-            <wp:extent cx="3132000" cy="1905000"/>
+            <wp:extent cx="432000" cy="759600"/>
             <wp:effectExtent l="0" t="0" r="0" b="0"/>
-            <wp:docPr id="124" name="Picture 124" descr="image"/>
+            <wp:docPr id="190" name="Picture 190" descr="image"/>
             <wp:cNvGraphicFramePr>
-              <a:graphicFrameLocks xmlns:a="http://schemas.openxmlformats.org/drawingml/2006/main" noChangeAspect="1"/>
+              <a:graphicFrameLocks noChangeAspect="1"/>
             </wp:cNvGraphicFramePr>
-            <a:graphic xmlns:a="http://schemas.openxmlformats.org/drawingml/2006/main">
+            <a:graphic>
               <a:graphicData uri="http://schemas.openxmlformats.org/drawingml/2006/picture">
-                <pic:pic xmlns:pic="http://schemas.openxmlformats.org/drawingml/2006/picture">
+                <pic:pic>
                   <pic:nvPicPr>
-                    <pic:cNvPr id="124" name="Picture 124" descr="image"/>
+                    <pic:cNvPr id="190" name="Picture 190" descr="image"/>
                     <pic:cNvPicPr>
                       <a:picLocks noChangeAspect="1"/>
                     </pic:cNvPicPr>
                   </pic:nvPicPr>
                   <pic:blipFill>
-                    <a:blip r:embed="rId26|rId27"/>
+                    <a:blip r:embed="rId26"/>
                     <a:stretch>
                       <a:fillRect/>
                     </a:stretch>
@@ -2809,7 +2785,44 @@
                   <pic:spPr>
                     <a:xfrm>
                       <a:off x="0" y="0"/>
-                      <a:ext cx="3132000" cy="1905000"/>
+                      <a:ext cx="432000" cy="759600"/>
+                    </a:xfrm>
+                    <a:prstGeom prst="rect">
+                      <a:avLst/>
+                    </a:prstGeom>
+                  </pic:spPr>
+                </pic:pic>
+              </a:graphicData>
+            </a:graphic>
+          </wp:inline>
+        </w:drawing>
+        <w:drawing>
+          <wp:inline distT="0" distB="0" distL="0" distR="0">
+            <wp:extent cx="432000" cy="1414800"/>
+            <wp:effectExtent l="0" t="0" r="0" b="0"/>
+            <wp:docPr id="191" name="Picture 191" descr="image"/>
+            <wp:cNvGraphicFramePr>
+              <a:graphicFrameLocks noChangeAspect="1"/>
+            </wp:cNvGraphicFramePr>
+            <a:graphic>
+              <a:graphicData uri="http://schemas.openxmlformats.org/drawingml/2006/picture">
+                <pic:pic>
+                  <pic:nvPicPr>
+                    <pic:cNvPr id="191" name="Picture 191" descr="image"/>
+                    <pic:cNvPicPr>
+                      <a:picLocks noChangeAspect="1"/>
+                    </pic:cNvPicPr>
+                  </pic:nvPicPr>
+                  <pic:blipFill>
+                    <a:blip r:embed="rId27"/>
+                    <a:stretch>
+                      <a:fillRect/>
+                    </a:stretch>
+                  </pic:blipFill>
+                  <pic:spPr>
+                    <a:xfrm>
+                      <a:off x="0" y="0"/>
+                      <a:ext cx="432000" cy="1414800"/>
                     </a:xfrm>
                     <a:prstGeom prst="rect">
                       <a:avLst/>
@@ -7134,23 +7147,23 @@
         </w:rPr>
         <w:drawing>
           <wp:inline distT="0" distB="0" distL="0" distR="0">
-            <wp:extent cx="3132000" cy="2857500"/>
+            <wp:extent cx="626400" cy="1065600"/>
             <wp:effectExtent l="0" t="0" r="0" b="0"/>
-            <wp:docPr id="165" name="Picture 165" descr="image"/>
+            <wp:docPr id="192" name="Picture 192" descr="image"/>
             <wp:cNvGraphicFramePr>
-              <a:graphicFrameLocks xmlns:a="http://schemas.openxmlformats.org/drawingml/2006/main" noChangeAspect="1"/>
+              <a:graphicFrameLocks noChangeAspect="1"/>
             </wp:cNvGraphicFramePr>
-            <a:graphic xmlns:a="http://schemas.openxmlformats.org/drawingml/2006/main">
+            <a:graphic>
               <a:graphicData uri="http://schemas.openxmlformats.org/drawingml/2006/picture">
-                <pic:pic xmlns:pic="http://schemas.openxmlformats.org/drawingml/2006/picture">
+                <pic:pic>
                   <pic:nvPicPr>
-                    <pic:cNvPr id="165" name="Picture 165" descr="image"/>
+                    <pic:cNvPr id="192" name="Picture 192" descr="image"/>
                     <pic:cNvPicPr>
                       <a:picLocks noChangeAspect="1"/>
                     </pic:cNvPicPr>
                   </pic:nvPicPr>
                   <pic:blipFill>
-                    <a:blip r:embed="rId65|rId66"/>
+                    <a:blip r:embed="rId65"/>
                     <a:stretch>
                       <a:fillRect/>
                     </a:stretch>
@@ -7158,7 +7171,44 @@
                   <pic:spPr>
                     <a:xfrm>
                       <a:off x="0" y="0"/>
-                      <a:ext cx="3132000" cy="2857500"/>
+                      <a:ext cx="626400" cy="1065600"/>
+                    </a:xfrm>
+                    <a:prstGeom prst="rect">
+                      <a:avLst/>
+                    </a:prstGeom>
+                  </pic:spPr>
+                </pic:pic>
+              </a:graphicData>
+            </a:graphic>
+          </wp:inline>
+        </w:drawing>
+        <w:drawing>
+          <wp:inline distT="0" distB="0" distL="0" distR="0">
+            <wp:extent cx="590400" cy="565200"/>
+            <wp:effectExtent l="0" t="0" r="0" b="0"/>
+            <wp:docPr id="193" name="Picture 193" descr="image"/>
+            <wp:cNvGraphicFramePr>
+              <a:graphicFrameLocks noChangeAspect="1"/>
+            </wp:cNvGraphicFramePr>
+            <a:graphic>
+              <a:graphicData uri="http://schemas.openxmlformats.org/drawingml/2006/picture">
+                <pic:pic>
+                  <pic:nvPicPr>
+                    <pic:cNvPr id="193" name="Picture 193" descr="image"/>
+                    <pic:cNvPicPr>
+                      <a:picLocks noChangeAspect="1"/>
+                    </pic:cNvPicPr>
+                  </pic:nvPicPr>
+                  <pic:blipFill>
+                    <a:blip r:embed="rId66"/>
+                    <a:stretch>
+                      <a:fillRect/>
+                    </a:stretch>
+                  </pic:blipFill>
+                  <pic:spPr>
+                    <a:xfrm>
+                      <a:off x="0" y="0"/>
+                      <a:ext cx="590400" cy="565200"/>
                     </a:xfrm>
                     <a:prstGeom prst="rect">
                       <a:avLst/>
@@ -12417,7 +12467,7 @@
 </w:document>
 </file>
 
-<file path=word\footer1.xml><?xml version="1.0" encoding="utf-8"?>
+<file path=word/footer1.xml><?xml version="1.0" encoding="utf-8"?>
 <w:ftr xmlns:w="http://schemas.openxmlformats.org/wordprocessingml/2006/main">
   <w:p>
     <w:pPr>
@@ -12497,45 +12547,6 @@
 </w:ftr>
 </file>
 
-<file path=word\settings.xml><?xml version="1.0" encoding="utf-8"?>
-<w:settings xmlns:o="urn:schemas-microsoft-com:office:office" xmlns:r="http://schemas.openxmlformats.org/officeDocument/2006/relationships" xmlns:m="http://schemas.openxmlformats.org/officeDocument/2006/math" xmlns:v="urn:schemas-microsoft-com:vml" xmlns:w10="urn:schemas-microsoft-com:office:word" xmlns:w="http://schemas.openxmlformats.org/wordprocessingml/2006/main" xmlns:sl="http://schemas.openxmlformats.org/schemaLibrary/2006/main">
-  <w:zoom w:val="none" w:percent="100"/>
-  <w:bordersDoNotSurroundHeader w:val="0"/>
-  <w:bordersDoNotSurroundFooter w:val="0"/>
-  <w:defaultTabStop w:val="420"/>
-  <w:drawingGridVerticalSpacing w:val="156"/>
-  <w:displayHorizontalDrawingGridEvery w:val="0"/>
-  <w:displayVerticalDrawingGridEvery w:val="2"/>
-  <w:characterSpacingControl w:val="compressPunctuation"/>
-  <w:compat>
-    <w:spaceForUL w:val="0"/>
-    <w:balanceSingleByteDoubleByteWidth w:val="0"/>
-    <w:doNotLeaveBackslashAlone w:val="0"/>
-    <w:ulTrailSpace w:val="0"/>
-    <w:doNotExpandShiftReturn w:val="0"/>
-    <w:adjustLineHeightInTable w:val="0"/>
-    <w:useFELayout w:val="0"/>
-  </w:compat>
-  <w:rsids/>
-  <m:mathPr>
-    <m:mathFont m:val="Cambria Math"/>
-    <m:brkBin m:val="before"/>
-    <m:brkBinSub m:val="--"/>
-    <m:smallFrac m:val="0"/>
-    <m:lMargin m:val="0"/>
-    <m:rMargin m:val="0"/>
-    <m:defJc m:val="centerGroup"/>
-    <m:wrapIndent m:val="1440"/>
-    <m:intLim m:val="subSup"/>
-    <m:naryLim m:val="undOvr"/>
-  </m:mathPr>
-  <w:themeFontLang w:val="en-US" w:eastAsia="zh-CN"/>
-  <w:clrSchemeMapping w:bg1="light1" w:t1="dark1" w:bg2="light2" w:t2="dark2" w:accent1="accent1" w:accent2="accent2" w:accent3="accent3" w:accent4="accent4" w:accent5="accent5" w:accent6="accent6" w:hyperlink="hyperlink" w:followedHyperlink="followedHyperlink"/>
-  <w:decimalSymbol w:val="."/>
-  <w:listSeparator w:val=","/>
-</w:settings>
-</file>
-
-<file path=word\styles.xml><?xml version="1.0" encoding="utf-8"?>
+<file path=word/styles.xml><?xml version="1.0" encoding="utf-8"?>
 <w:styles xmlns:r="http://schemas.openxmlformats.org/officeDocument/2006/relationships" xmlns:w="http://schemas.openxmlformats.org/wordprocessingml/2006/main"/>
 </file>